--- a/apps/api/src/services/processo-assessoria/templates/R.OP.004_Checklist_Documentos_Produtor_Rural.docx
+++ b/apps/api/src/services/processo-assessoria/templates/R.OP.004_Checklist_Documentos_Produtor_Rural.docx
@@ -78,7 +78,7 @@
                 <w:sz w:val="24"/>
                 <w:szCs w:val="24"/>
               </w:rPr>
-              <w:t>Insira o nome do cliente</w:t>
+              <w:t>{{cliente_nome}}</w:t>
             </w:r>
           </w:p>
         </w:tc>
@@ -174,7 +174,7 @@
                 <w:sz w:val="24"/>
                 <w:szCs w:val="24"/>
               </w:rPr>
-              <w:t>Insira a data</w:t>
+              <w:t>{{data_hoje}}</w:t>
             </w:r>
           </w:p>
         </w:tc>
@@ -232,7 +232,7 @@
                 <w:sz w:val="24"/>
                 <w:szCs w:val="24"/>
               </w:rPr>
-              <w:t>Insira o nome do responsável pelo cliente</w:t>
+              <w:t>{{responsavel}}</w:t>
             </w:r>
           </w:p>
         </w:tc>
@@ -415,7 +415,7 @@
           <w:sz w:val="24"/>
           <w:szCs w:val="24"/>
         </w:rPr>
-        <w:t>que o cliente consiga verificar os documentos que devem ser encaminhados à Tex Capital;</w:t>
+        <w:t>que o cliente consiga verificar os documentos que devem ser encaminhados à ALETIS;</w:t>
       </w:r>
     </w:p>
     <w:p>
@@ -2576,7 +2576,7 @@
                 <w:sz w:val="20"/>
                 <w:szCs w:val="20"/>
               </w:rPr>
-              <w:t>Insira a data do 1º contato com a TEX Capital</w:t>
+              <w:t>{{data_hoje}} do 1º contato com a TEX Capital</w:t>
             </w:r>
             <w:r>
               <w:rPr>
